--- a/knowledge-base/ai-project.docx
+++ b/knowledge-base/ai-project.docx
@@ -120,7 +120,6 @@
           <w:szCs w:val="20"/>
         </w:rPr>
       </w:pPr>
-      <w:proofErr w:type="spellStart"/>
       <w:r>
         <w:rPr>
           <w:b/>
@@ -128,17 +127,7 @@
           <w:sz w:val="20"/>
           <w:szCs w:val="20"/>
         </w:rPr>
-        <w:t>Streamlit</w:t>
-      </w:r>
-      <w:proofErr w:type="spellEnd"/>
-      <w:r>
-        <w:rPr>
-          <w:b/>
-          <w:bCs/>
-          <w:sz w:val="20"/>
-          <w:szCs w:val="20"/>
-        </w:rPr>
-        <w:t xml:space="preserve"> </w:t>
+        <w:t xml:space="preserve">Streamlit </w:t>
       </w:r>
     </w:p>
     <w:p>
@@ -490,27 +479,7 @@
           <w:sz w:val="20"/>
           <w:szCs w:val="20"/>
         </w:rPr>
-        <w:t xml:space="preserve">Built an interactive web application using </w:t>
-      </w:r>
-      <w:proofErr w:type="spellStart"/>
-      <w:r>
-        <w:rPr>
-          <w:b/>
-          <w:bCs/>
-          <w:sz w:val="20"/>
-          <w:szCs w:val="20"/>
-        </w:rPr>
-        <w:t>Streamlit</w:t>
-      </w:r>
-      <w:proofErr w:type="spellEnd"/>
-      <w:r>
-        <w:rPr>
-          <w:b/>
-          <w:bCs/>
-          <w:sz w:val="20"/>
-          <w:szCs w:val="20"/>
-        </w:rPr>
-        <w:t xml:space="preserve">. </w:t>
+        <w:t xml:space="preserve">Built an interactive web application using Streamlit. </w:t>
       </w:r>
     </w:p>
     <w:p>
@@ -567,7 +536,6 @@
           <w:szCs w:val="20"/>
         </w:rPr>
       </w:pPr>
-      <w:proofErr w:type="spellStart"/>
       <w:r>
         <w:rPr>
           <w:b/>
@@ -575,9 +543,8 @@
           <w:sz w:val="20"/>
           <w:szCs w:val="20"/>
         </w:rPr>
-        <w:t>raviverma.streamlit.app</w:t>
+        <w:t>https://ask-ravi.streamlit.app/</w:t>
       </w:r>
-      <w:proofErr w:type="spellEnd"/>
     </w:p>
     <w:p>
       <w:pPr>
@@ -3985,6 +3952,7 @@
   <w:style w:type="character" w:default="1" w:styleId="DefaultParagraphFont">
     <w:name w:val="Default Paragraph Font"/>
     <w:uiPriority w:val="1"/>
+    <w:semiHidden/>
     <w:unhideWhenUsed/>
   </w:style>
   <w:style w:type="table" w:default="1" w:styleId="TableNormal">

--- a/knowledge-base/ai-project.docx
+++ b/knowledge-base/ai-project.docx
@@ -84,11 +84,8 @@
     </w:p>
     <w:p>
       <w:pPr>
-        <w:numPr>
-          <w:ilvl w:val="0"/>
-          <w:numId w:val="14"/>
-        </w:numPr>
         <w:spacing w:after="120"/>
+        <w:ind w:left="360"/>
         <w:rPr>
           <w:b/>
           <w:bCs/>
@@ -103,23 +100,8 @@
           <w:sz w:val="20"/>
           <w:szCs w:val="20"/>
         </w:rPr>
-        <w:t xml:space="preserve">Azure OpenAI </w:t>
+        <w:t>• Azure OpenAI (GPT)</w:t>
       </w:r>
-    </w:p>
-    <w:p>
-      <w:pPr>
-        <w:numPr>
-          <w:ilvl w:val="0"/>
-          <w:numId w:val="14"/>
-        </w:numPr>
-        <w:spacing w:after="120"/>
-        <w:rPr>
-          <w:b/>
-          <w:bCs/>
-          <w:sz w:val="20"/>
-          <w:szCs w:val="20"/>
-        </w:rPr>
-      </w:pPr>
       <w:r>
         <w:rPr>
           <w:b/>
@@ -127,23 +109,9 @@
           <w:sz w:val="20"/>
           <w:szCs w:val="20"/>
         </w:rPr>
-        <w:t xml:space="preserve">Streamlit </w:t>
+        <w:br/>
+        <w:t>• Azure AI Search</w:t>
       </w:r>
-    </w:p>
-    <w:p>
-      <w:pPr>
-        <w:numPr>
-          <w:ilvl w:val="0"/>
-          <w:numId w:val="14"/>
-        </w:numPr>
-        <w:spacing w:after="120"/>
-        <w:rPr>
-          <w:b/>
-          <w:bCs/>
-          <w:sz w:val="20"/>
-          <w:szCs w:val="20"/>
-        </w:rPr>
-      </w:pPr>
       <w:r>
         <w:rPr>
           <w:b/>
@@ -151,23 +119,9 @@
           <w:sz w:val="20"/>
           <w:szCs w:val="20"/>
         </w:rPr>
-        <w:t xml:space="preserve">Python </w:t>
+        <w:br/>
+        <w:t>• Retrieval-Augmented Generation (RAG)</w:t>
       </w:r>
-    </w:p>
-    <w:p>
-      <w:pPr>
-        <w:numPr>
-          <w:ilvl w:val="0"/>
-          <w:numId w:val="14"/>
-        </w:numPr>
-        <w:spacing w:after="120"/>
-        <w:rPr>
-          <w:b/>
-          <w:bCs/>
-          <w:sz w:val="20"/>
-          <w:szCs w:val="20"/>
-        </w:rPr>
-      </w:pPr>
       <w:r>
         <w:rPr>
           <w:b/>
@@ -175,23 +129,9 @@
           <w:sz w:val="20"/>
           <w:szCs w:val="20"/>
         </w:rPr>
-        <w:t xml:space="preserve">GitHub </w:t>
+        <w:br/>
+        <w:t>• Vector Search</w:t>
       </w:r>
-    </w:p>
-    <w:p>
-      <w:pPr>
-        <w:numPr>
-          <w:ilvl w:val="0"/>
-          <w:numId w:val="14"/>
-        </w:numPr>
-        <w:spacing w:after="120"/>
-        <w:rPr>
-          <w:b/>
-          <w:bCs/>
-          <w:sz w:val="20"/>
-          <w:szCs w:val="20"/>
-        </w:rPr>
-      </w:pPr>
       <w:r>
         <w:rPr>
           <w:b/>
@@ -199,7 +139,79 @@
           <w:sz w:val="20"/>
           <w:szCs w:val="20"/>
         </w:rPr>
-        <w:t xml:space="preserve">Prompt Engineering </w:t>
+        <w:br/>
+        <w:t>• Semantic Search</w:t>
+      </w:r>
+      <w:r>
+        <w:rPr>
+          <w:b/>
+          <w:bCs/>
+          <w:sz w:val="20"/>
+          <w:szCs w:val="20"/>
+        </w:rPr>
+        <w:br/>
+        <w:t>• Embeddings (text-embedding-3-small)</w:t>
+      </w:r>
+      <w:r>
+        <w:rPr>
+          <w:b/>
+          <w:bCs/>
+          <w:sz w:val="20"/>
+          <w:szCs w:val="20"/>
+        </w:rPr>
+        <w:br/>
+        <w:t>• Azure AI Foundry</w:t>
+      </w:r>
+      <w:r>
+        <w:rPr>
+          <w:b/>
+          <w:bCs/>
+          <w:sz w:val="20"/>
+          <w:szCs w:val="20"/>
+        </w:rPr>
+        <w:br/>
+        <w:t>• Azure Blob Storage</w:t>
+      </w:r>
+      <w:r>
+        <w:rPr>
+          <w:b/>
+          <w:bCs/>
+          <w:sz w:val="20"/>
+          <w:szCs w:val="20"/>
+        </w:rPr>
+        <w:br/>
+        <w:t xml:space="preserve">• </w:t>
+      </w:r>
+      <w:proofErr w:type="spellStart"/>
+      <w:r>
+        <w:rPr>
+          <w:b/>
+          <w:bCs/>
+          <w:sz w:val="20"/>
+          <w:szCs w:val="20"/>
+        </w:rPr>
+        <w:t>Streamlit</w:t>
+      </w:r>
+      <w:proofErr w:type="spellEnd"/>
+      <w:r>
+        <w:rPr>
+          <w:b/>
+          <w:bCs/>
+          <w:sz w:val="20"/>
+          <w:szCs w:val="20"/>
+        </w:rPr>
+        <w:br/>
+        <w:t>• Python</w:t>
+      </w:r>
+      <w:r>
+        <w:rPr>
+          <w:b/>
+          <w:bCs/>
+          <w:sz w:val="20"/>
+          <w:szCs w:val="20"/>
+        </w:rPr>
+        <w:br/>
+        <w:t>• GitHub</w:t>
       </w:r>
     </w:p>
     <w:p>
@@ -412,11 +424,8 @@
     </w:p>
     <w:p>
       <w:pPr>
-        <w:numPr>
-          <w:ilvl w:val="0"/>
-          <w:numId w:val="16"/>
-        </w:numPr>
         <w:spacing w:after="120"/>
+        <w:ind w:firstLine="720"/>
         <w:rPr>
           <w:b/>
           <w:bCs/>
@@ -431,16 +440,13 @@
           <w:sz w:val="20"/>
           <w:szCs w:val="20"/>
         </w:rPr>
-        <w:t xml:space="preserve">Integrated Azure OpenAI GPT models. </w:t>
+        <w:t>• Built a Retrieval-Augmented Generation (RAG) pipeline using Azure AI Search.</w:t>
       </w:r>
     </w:p>
     <w:p>
       <w:pPr>
-        <w:numPr>
-          <w:ilvl w:val="0"/>
-          <w:numId w:val="16"/>
-        </w:numPr>
         <w:spacing w:after="120"/>
+        <w:ind w:firstLine="720"/>
         <w:rPr>
           <w:b/>
           <w:bCs/>
@@ -455,16 +461,13 @@
           <w:sz w:val="20"/>
           <w:szCs w:val="20"/>
         </w:rPr>
-        <w:t xml:space="preserve">Implemented prompt engineering techniques for accurate and context-aware responses. </w:t>
+        <w:t>• Generated vector embeddings using Azure OpenAI text-embedding-3-small.</w:t>
       </w:r>
     </w:p>
     <w:p>
       <w:pPr>
-        <w:numPr>
-          <w:ilvl w:val="0"/>
-          <w:numId w:val="16"/>
-        </w:numPr>
         <w:spacing w:after="120"/>
+        <w:ind w:firstLine="720"/>
         <w:rPr>
           <w:b/>
           <w:bCs/>
@@ -479,16 +482,13 @@
           <w:sz w:val="20"/>
           <w:szCs w:val="20"/>
         </w:rPr>
-        <w:t xml:space="preserve">Built an interactive web application using Streamlit. </w:t>
+        <w:t>• Stored indexed document chunks with vector embeddings in Azure AI Search.</w:t>
       </w:r>
     </w:p>
     <w:p>
       <w:pPr>
-        <w:numPr>
-          <w:ilvl w:val="0"/>
-          <w:numId w:val="16"/>
-        </w:numPr>
         <w:spacing w:after="120"/>
+        <w:ind w:left="720"/>
         <w:rPr>
           <w:b/>
           <w:bCs/>
@@ -503,7 +503,90 @@
           <w:sz w:val="20"/>
           <w:szCs w:val="20"/>
         </w:rPr>
-        <w:t xml:space="preserve">Deployed the application publicly for recruiter and hiring manager access. </w:t>
+        <w:t>• Used Hybrid Search (keyword + vector search) with semantic ranking for accurate document retrieval.</w:t>
+      </w:r>
+    </w:p>
+    <w:p>
+      <w:pPr>
+        <w:spacing w:after="120"/>
+        <w:ind w:firstLine="720"/>
+        <w:rPr>
+          <w:b/>
+          <w:bCs/>
+          <w:sz w:val="20"/>
+          <w:szCs w:val="20"/>
+        </w:rPr>
+      </w:pPr>
+      <w:r>
+        <w:rPr>
+          <w:b/>
+          <w:bCs/>
+          <w:sz w:val="20"/>
+          <w:szCs w:val="20"/>
+        </w:rPr>
+        <w:t>• Integrated Azure OpenAI GPT models to generate context-aware responses.</w:t>
+      </w:r>
+    </w:p>
+    <w:p>
+      <w:pPr>
+        <w:spacing w:after="120"/>
+        <w:ind w:firstLine="720"/>
+        <w:rPr>
+          <w:b/>
+          <w:bCs/>
+          <w:sz w:val="20"/>
+          <w:szCs w:val="20"/>
+        </w:rPr>
+      </w:pPr>
+      <w:r>
+        <w:rPr>
+          <w:b/>
+          <w:bCs/>
+          <w:sz w:val="20"/>
+          <w:szCs w:val="20"/>
+        </w:rPr>
+        <w:t>• Designed prompt engineering strategies to produce recruiter-focused answers.</w:t>
+      </w:r>
+    </w:p>
+    <w:p>
+      <w:pPr>
+        <w:spacing w:after="120"/>
+        <w:ind w:firstLine="720"/>
+        <w:rPr>
+          <w:b/>
+          <w:bCs/>
+          <w:sz w:val="20"/>
+          <w:szCs w:val="20"/>
+        </w:rPr>
+      </w:pPr>
+      <w:r>
+        <w:rPr>
+          <w:b/>
+          <w:bCs/>
+          <w:sz w:val="20"/>
+          <w:szCs w:val="20"/>
+        </w:rPr>
+        <w:t xml:space="preserve">• Deployed the application using </w:t>
+      </w:r>
+      <w:proofErr w:type="spellStart"/>
+      <w:r>
+        <w:rPr>
+          <w:b/>
+          <w:bCs/>
+          <w:sz w:val="20"/>
+          <w:szCs w:val="20"/>
+        </w:rPr>
+        <w:t>Streamlit</w:t>
+      </w:r>
+      <w:proofErr w:type="spellEnd"/>
+      <w:r>
+        <w:rPr>
+          <w:b/>
+          <w:bCs/>
+          <w:sz w:val="20"/>
+          <w:szCs w:val="20"/>
+        </w:rPr>
+        <w:t xml:space="preserve"> Cloud.</w:t>
       </w:r>
     </w:p>
     <w:p>
@@ -627,6 +710,7 @@
           <w:sz w:val="20"/>
           <w:szCs w:val="20"/>
         </w:rPr>
+        <w:lastRenderedPageBreak/>
         <w:t xml:space="preserve">Generative AI </w:t>
       </w:r>
     </w:p>
@@ -3952,7 +4036,6 @@
   <w:style w:type="character" w:default="1" w:styleId="DefaultParagraphFont">
     <w:name w:val="Default Paragraph Font"/>
     <w:uiPriority w:val="1"/>
-    <w:semiHidden/>
     <w:unhideWhenUsed/>
   </w:style>
   <w:style w:type="table" w:default="1" w:styleId="TableNormal">

--- a/knowledge-base/ai-project.docx
+++ b/knowledge-base/ai-project.docx
@@ -19,7 +19,7 @@
           <w:sz w:val="20"/>
           <w:szCs w:val="20"/>
         </w:rPr>
-        <w:t>AI-Powered Professional Assistant</w:t>
+        <w:t>AI-Powered Career Portfolio using Azure OpenAI</w:t>
       </w:r>
     </w:p>
     <w:p>
@@ -59,7 +59,7 @@
           <w:sz w:val="20"/>
           <w:szCs w:val="20"/>
         </w:rPr>
-        <w:t>Developed and deployed an AI-powered conversational assistant that provides information about professional experience, technical skills, certifications, projects, and achievements.</w:t>
+        <w:t>Developed and deployed an AI-powered conversational portfolio that enables recruiters and hiring managers to interactively explore professional experience, technical skills, certifications, enterprise projects, and achievements using natural language.</w:t>
       </w:r>
     </w:p>
     <w:p>
@@ -100,6 +100,33 @@
           <w:sz w:val="20"/>
           <w:szCs w:val="20"/>
         </w:rPr>
+        <w:t xml:space="preserve">• </w:t>
+      </w:r>
+      <w:r>
+        <w:rPr>
+          <w:b/>
+          <w:bCs/>
+          <w:sz w:val="20"/>
+          <w:szCs w:val="20"/>
+        </w:rPr>
+        <w:t>Generative AI</w:t>
+      </w:r>
+      <w:r>
+        <w:rPr>
+          <w:b/>
+          <w:bCs/>
+          <w:sz w:val="20"/>
+          <w:szCs w:val="20"/>
+        </w:rPr>
+        <w:br/>
+      </w:r>
+      <w:r>
+        <w:rPr>
+          <w:b/>
+          <w:bCs/>
+          <w:sz w:val="20"/>
+          <w:szCs w:val="20"/>
+        </w:rPr>
         <w:t>• Azure OpenAI (GPT)</w:t>
       </w:r>
       <w:r>
@@ -140,6 +167,42 @@
           <w:szCs w:val="20"/>
         </w:rPr>
         <w:br/>
+      </w:r>
+      <w:r>
+        <w:rPr>
+          <w:b/>
+          <w:bCs/>
+          <w:sz w:val="20"/>
+          <w:szCs w:val="20"/>
+        </w:rPr>
+        <w:t xml:space="preserve">• </w:t>
+      </w:r>
+      <w:r>
+        <w:rPr>
+          <w:b/>
+          <w:bCs/>
+          <w:sz w:val="20"/>
+          <w:szCs w:val="20"/>
+        </w:rPr>
+        <w:t>Hybrid</w:t>
+      </w:r>
+      <w:r>
+        <w:rPr>
+          <w:b/>
+          <w:bCs/>
+          <w:sz w:val="20"/>
+          <w:szCs w:val="20"/>
+        </w:rPr>
+        <w:t xml:space="preserve"> Search</w:t>
+      </w:r>
+      <w:r>
+        <w:rPr>
+          <w:b/>
+          <w:bCs/>
+          <w:sz w:val="20"/>
+          <w:szCs w:val="20"/>
+        </w:rPr>
+        <w:br/>
         <w:t>• Semantic Search</w:t>
       </w:r>
       <w:r>
@@ -160,6 +223,50 @@
           <w:szCs w:val="20"/>
         </w:rPr>
         <w:br/>
+      </w:r>
+      <w:r>
+        <w:rPr>
+          <w:b/>
+          <w:bCs/>
+          <w:sz w:val="20"/>
+          <w:szCs w:val="20"/>
+        </w:rPr>
+        <w:t xml:space="preserve">• </w:t>
+      </w:r>
+      <w:r>
+        <w:rPr>
+          <w:b/>
+          <w:bCs/>
+          <w:sz w:val="20"/>
+          <w:szCs w:val="20"/>
+        </w:rPr>
+        <w:t>Prompt Engineering</w:t>
+      </w:r>
+      <w:r>
+        <w:rPr>
+          <w:b/>
+          <w:bCs/>
+          <w:sz w:val="20"/>
+          <w:szCs w:val="20"/>
+        </w:rPr>
+        <w:t xml:space="preserve"> </w:t>
+      </w:r>
+      <w:r>
+        <w:rPr>
+          <w:b/>
+          <w:bCs/>
+          <w:sz w:val="20"/>
+          <w:szCs w:val="20"/>
+        </w:rPr>
+        <w:br/>
+      </w:r>
+      <w:r>
+        <w:rPr>
+          <w:b/>
+          <w:bCs/>
+          <w:sz w:val="20"/>
+          <w:szCs w:val="20"/>
+        </w:rPr>
         <w:t>• Azure AI Foundry</w:t>
       </w:r>
       <w:r>
@@ -424,149 +531,177 @@
     </w:p>
     <w:p>
       <w:pPr>
+        <w:pStyle w:val="ListParagraph"/>
+        <w:numPr>
+          <w:ilvl w:val="0"/>
+          <w:numId w:val="18"/>
+        </w:numPr>
         <w:spacing w:after="120"/>
-        <w:ind w:firstLine="720"/>
-        <w:rPr>
-          <w:b/>
-          <w:bCs/>
-          <w:sz w:val="20"/>
-          <w:szCs w:val="20"/>
-        </w:rPr>
-      </w:pPr>
-      <w:r>
-        <w:rPr>
-          <w:b/>
-          <w:bCs/>
-          <w:sz w:val="20"/>
-          <w:szCs w:val="20"/>
-        </w:rPr>
-        <w:t>• Built a Retrieval-Augmented Generation (RAG) pipeline using Azure AI Search.</w:t>
+        <w:rPr>
+          <w:b/>
+          <w:bCs/>
+          <w:sz w:val="20"/>
+          <w:szCs w:val="20"/>
+        </w:rPr>
+      </w:pPr>
+      <w:r>
+        <w:rPr>
+          <w:b/>
+          <w:bCs/>
+          <w:sz w:val="20"/>
+          <w:szCs w:val="20"/>
+        </w:rPr>
+        <w:t xml:space="preserve">Built a Retrieval-Augmented Generation (RAG) pipeline using Azure AI Search. </w:t>
       </w:r>
     </w:p>
     <w:p>
       <w:pPr>
+        <w:pStyle w:val="ListParagraph"/>
+        <w:numPr>
+          <w:ilvl w:val="0"/>
+          <w:numId w:val="18"/>
+        </w:numPr>
         <w:spacing w:after="120"/>
-        <w:ind w:firstLine="720"/>
-        <w:rPr>
-          <w:b/>
-          <w:bCs/>
-          <w:sz w:val="20"/>
-          <w:szCs w:val="20"/>
-        </w:rPr>
-      </w:pPr>
-      <w:r>
-        <w:rPr>
-          <w:b/>
-          <w:bCs/>
-          <w:sz w:val="20"/>
-          <w:szCs w:val="20"/>
-        </w:rPr>
-        <w:t>• Generated vector embeddings using Azure OpenAI text-embedding-3-small.</w:t>
+        <w:rPr>
+          <w:b/>
+          <w:bCs/>
+          <w:sz w:val="20"/>
+          <w:szCs w:val="20"/>
+        </w:rPr>
+      </w:pPr>
+      <w:r>
+        <w:rPr>
+          <w:b/>
+          <w:bCs/>
+          <w:sz w:val="20"/>
+          <w:szCs w:val="20"/>
+        </w:rPr>
+        <w:t xml:space="preserve">Generated vector embeddings using Azure OpenAI text-embedding-3-small. </w:t>
       </w:r>
     </w:p>
     <w:p>
       <w:pPr>
+        <w:pStyle w:val="ListParagraph"/>
+        <w:numPr>
+          <w:ilvl w:val="0"/>
+          <w:numId w:val="18"/>
+        </w:numPr>
         <w:spacing w:after="120"/>
-        <w:ind w:firstLine="720"/>
-        <w:rPr>
-          <w:b/>
-          <w:bCs/>
-          <w:sz w:val="20"/>
-          <w:szCs w:val="20"/>
-        </w:rPr>
-      </w:pPr>
-      <w:r>
-        <w:rPr>
-          <w:b/>
-          <w:bCs/>
-          <w:sz w:val="20"/>
-          <w:szCs w:val="20"/>
-        </w:rPr>
-        <w:t>• Stored indexed document chunks with vector embeddings in Azure AI Search.</w:t>
+        <w:rPr>
+          <w:b/>
+          <w:bCs/>
+          <w:sz w:val="20"/>
+          <w:szCs w:val="20"/>
+        </w:rPr>
+      </w:pPr>
+      <w:r>
+        <w:rPr>
+          <w:b/>
+          <w:bCs/>
+          <w:sz w:val="20"/>
+          <w:szCs w:val="20"/>
+        </w:rPr>
+        <w:t xml:space="preserve">Indexed resume and project documents into Azure AI Search with vector representations. </w:t>
       </w:r>
     </w:p>
     <w:p>
       <w:pPr>
+        <w:pStyle w:val="ListParagraph"/>
+        <w:numPr>
+          <w:ilvl w:val="0"/>
+          <w:numId w:val="18"/>
+        </w:numPr>
         <w:spacing w:after="120"/>
-        <w:ind w:left="720"/>
-        <w:rPr>
-          <w:b/>
-          <w:bCs/>
-          <w:sz w:val="20"/>
-          <w:szCs w:val="20"/>
-        </w:rPr>
-      </w:pPr>
-      <w:r>
-        <w:rPr>
-          <w:b/>
-          <w:bCs/>
-          <w:sz w:val="20"/>
-          <w:szCs w:val="20"/>
-        </w:rPr>
-        <w:t>• Used Hybrid Search (keyword + vector search) with semantic ranking for accurate document retrieval.</w:t>
+        <w:rPr>
+          <w:b/>
+          <w:bCs/>
+          <w:sz w:val="20"/>
+          <w:szCs w:val="20"/>
+        </w:rPr>
+      </w:pPr>
+      <w:r>
+        <w:rPr>
+          <w:b/>
+          <w:bCs/>
+          <w:sz w:val="20"/>
+          <w:szCs w:val="20"/>
+        </w:rPr>
+        <w:t xml:space="preserve">Implemented hybrid retrieval using keyword search, vector search, and semantic ranking to improve response relevance. </w:t>
       </w:r>
     </w:p>
     <w:p>
       <w:pPr>
+        <w:pStyle w:val="ListParagraph"/>
+        <w:numPr>
+          <w:ilvl w:val="0"/>
+          <w:numId w:val="18"/>
+        </w:numPr>
         <w:spacing w:after="120"/>
-        <w:ind w:firstLine="720"/>
-        <w:rPr>
-          <w:b/>
-          <w:bCs/>
-          <w:sz w:val="20"/>
-          <w:szCs w:val="20"/>
-        </w:rPr>
-      </w:pPr>
-      <w:r>
-        <w:rPr>
-          <w:b/>
-          <w:bCs/>
-          <w:sz w:val="20"/>
-          <w:szCs w:val="20"/>
-        </w:rPr>
-        <w:t>• Integrated Azure OpenAI GPT models to generate context-aware responses.</w:t>
+        <w:rPr>
+          <w:b/>
+          <w:bCs/>
+          <w:sz w:val="20"/>
+          <w:szCs w:val="20"/>
+        </w:rPr>
+      </w:pPr>
+      <w:r>
+        <w:rPr>
+          <w:b/>
+          <w:bCs/>
+          <w:sz w:val="20"/>
+          <w:szCs w:val="20"/>
+        </w:rPr>
+        <w:t xml:space="preserve">Integrated Azure OpenAI GPT models to generate context-aware, recruiter-focused responses. </w:t>
       </w:r>
     </w:p>
     <w:p>
       <w:pPr>
+        <w:pStyle w:val="ListParagraph"/>
+        <w:numPr>
+          <w:ilvl w:val="0"/>
+          <w:numId w:val="18"/>
+        </w:numPr>
         <w:spacing w:after="120"/>
-        <w:ind w:firstLine="720"/>
-        <w:rPr>
-          <w:b/>
-          <w:bCs/>
-          <w:sz w:val="20"/>
-          <w:szCs w:val="20"/>
-        </w:rPr>
-      </w:pPr>
-      <w:r>
-        <w:rPr>
-          <w:b/>
-          <w:bCs/>
-          <w:sz w:val="20"/>
-          <w:szCs w:val="20"/>
-        </w:rPr>
-        <w:t>• Designed prompt engineering strategies to produce recruiter-focused answers.</w:t>
+        <w:rPr>
+          <w:b/>
+          <w:bCs/>
+          <w:sz w:val="20"/>
+          <w:szCs w:val="20"/>
+        </w:rPr>
+      </w:pPr>
+      <w:r>
+        <w:rPr>
+          <w:b/>
+          <w:bCs/>
+          <w:sz w:val="20"/>
+          <w:szCs w:val="20"/>
+        </w:rPr>
+        <w:t xml:space="preserve">Applied prompt engineering to minimize hallucinations and improve answer quality. </w:t>
       </w:r>
     </w:p>
     <w:p>
       <w:pPr>
+        <w:pStyle w:val="ListParagraph"/>
+        <w:numPr>
+          <w:ilvl w:val="0"/>
+          <w:numId w:val="18"/>
+        </w:numPr>
         <w:spacing w:after="120"/>
-        <w:ind w:firstLine="720"/>
-        <w:rPr>
-          <w:b/>
-          <w:bCs/>
-          <w:sz w:val="20"/>
-          <w:szCs w:val="20"/>
-        </w:rPr>
-      </w:pPr>
-      <w:r>
-        <w:rPr>
-          <w:b/>
-          <w:bCs/>
-          <w:sz w:val="20"/>
-          <w:szCs w:val="20"/>
-        </w:rPr>
-        <w:t xml:space="preserve">• Deployed the application using </w:t>
+        <w:rPr>
+          <w:b/>
+          <w:bCs/>
+          <w:sz w:val="20"/>
+          <w:szCs w:val="20"/>
+        </w:rPr>
+      </w:pPr>
+      <w:r>
+        <w:rPr>
+          <w:b/>
+          <w:bCs/>
+          <w:sz w:val="20"/>
+          <w:szCs w:val="20"/>
+        </w:rPr>
+        <w:t xml:space="preserve">Deployed the application on </w:t>
       </w:r>
       <w:proofErr w:type="spellStart"/>
       <w:r>
@@ -586,11 +721,21 @@
           <w:sz w:val="20"/>
           <w:szCs w:val="20"/>
         </w:rPr>
-        <w:t xml:space="preserve"> Cloud.</w:t>
+        <w:t xml:space="preserve"> Cloud with Azure-hosted AI services.</w:t>
+      </w:r>
+      <w:r>
+        <w:rPr>
+          <w:b/>
+          <w:bCs/>
+          <w:sz w:val="20"/>
+          <w:szCs w:val="20"/>
+        </w:rPr>
+        <w:t xml:space="preserve"> </w:t>
       </w:r>
     </w:p>
     <w:p>
       <w:pPr>
+        <w:pStyle w:val="ListParagraph"/>
         <w:spacing w:after="120"/>
         <w:rPr>
           <w:b/>
@@ -599,15 +744,6 @@
           <w:szCs w:val="20"/>
         </w:rPr>
       </w:pPr>
-      <w:r>
-        <w:rPr>
-          <w:b/>
-          <w:bCs/>
-          <w:sz w:val="20"/>
-          <w:szCs w:val="20"/>
-        </w:rPr>
-        <w:t>Live Demo</w:t>
-      </w:r>
     </w:p>
     <w:p>
       <w:pPr>
@@ -626,7 +762,7 @@
           <w:sz w:val="20"/>
           <w:szCs w:val="20"/>
         </w:rPr>
-        <w:t>https://ask-ravi.streamlit.app/</w:t>
+        <w:t>Live Demo</w:t>
       </w:r>
     </w:p>
     <w:p>
@@ -646,6 +782,27 @@
           <w:sz w:val="20"/>
           <w:szCs w:val="20"/>
         </w:rPr>
+        <w:t>https://ask-ravi.streamlit.app/</w:t>
+      </w:r>
+    </w:p>
+    <w:p>
+      <w:pPr>
+        <w:spacing w:after="120"/>
+        <w:rPr>
+          <w:b/>
+          <w:bCs/>
+          <w:sz w:val="20"/>
+          <w:szCs w:val="20"/>
+        </w:rPr>
+      </w:pPr>
+      <w:r>
+        <w:rPr>
+          <w:b/>
+          <w:bCs/>
+          <w:sz w:val="20"/>
+          <w:szCs w:val="20"/>
+        </w:rPr>
+        <w:lastRenderedPageBreak/>
         <w:t>GitHub Repository</w:t>
       </w:r>
     </w:p>
@@ -710,7 +867,6 @@
           <w:sz w:val="20"/>
           <w:szCs w:val="20"/>
         </w:rPr>
-        <w:lastRenderedPageBreak/>
         <w:t xml:space="preserve">Generative AI </w:t>
       </w:r>
     </w:p>
@@ -2933,6 +3089,119 @@
     </w:lvl>
   </w:abstractNum>
   <w:abstractNum w:abstractNumId="14" w15:restartNumberingAfterBreak="0">
+    <w:nsid w:val="65A7110F"/>
+    <w:multiLevelType w:val="hybridMultilevel"/>
+    <w:tmpl w:val="27322506"/>
+    <w:lvl w:ilvl="0" w:tplc="40090001">
+      <w:start w:val="1"/>
+      <w:numFmt w:val="bullet"/>
+      <w:lvlText w:val=""/>
+      <w:lvlJc w:val="left"/>
+      <w:pPr>
+        <w:ind w:left="720" w:hanging="360"/>
+      </w:pPr>
+      <w:rPr>
+        <w:rFonts w:ascii="Symbol" w:hAnsi="Symbol" w:hint="default"/>
+      </w:rPr>
+    </w:lvl>
+    <w:lvl w:ilvl="1" w:tplc="40090003" w:tentative="1">
+      <w:start w:val="1"/>
+      <w:numFmt w:val="bullet"/>
+      <w:lvlText w:val="o"/>
+      <w:lvlJc w:val="left"/>
+      <w:pPr>
+        <w:ind w:left="1440" w:hanging="360"/>
+      </w:pPr>
+      <w:rPr>
+        <w:rFonts w:ascii="Courier New" w:hAnsi="Courier New" w:cs="Courier New" w:hint="default"/>
+      </w:rPr>
+    </w:lvl>
+    <w:lvl w:ilvl="2" w:tplc="40090005" w:tentative="1">
+      <w:start w:val="1"/>
+      <w:numFmt w:val="bullet"/>
+      <w:lvlText w:val=""/>
+      <w:lvlJc w:val="left"/>
+      <w:pPr>
+        <w:ind w:left="2160" w:hanging="360"/>
+      </w:pPr>
+      <w:rPr>
+        <w:rFonts w:ascii="Wingdings" w:hAnsi="Wingdings" w:hint="default"/>
+      </w:rPr>
+    </w:lvl>
+    <w:lvl w:ilvl="3" w:tplc="40090001" w:tentative="1">
+      <w:start w:val="1"/>
+      <w:numFmt w:val="bullet"/>
+      <w:lvlText w:val=""/>
+      <w:lvlJc w:val="left"/>
+      <w:pPr>
+        <w:ind w:left="2880" w:hanging="360"/>
+      </w:pPr>
+      <w:rPr>
+        <w:rFonts w:ascii="Symbol" w:hAnsi="Symbol" w:hint="default"/>
+      </w:rPr>
+    </w:lvl>
+    <w:lvl w:ilvl="4" w:tplc="40090003" w:tentative="1">
+      <w:start w:val="1"/>
+      <w:numFmt w:val="bullet"/>
+      <w:lvlText w:val="o"/>
+      <w:lvlJc w:val="left"/>
+      <w:pPr>
+        <w:ind w:left="3600" w:hanging="360"/>
+      </w:pPr>
+      <w:rPr>
+        <w:rFonts w:ascii="Courier New" w:hAnsi="Courier New" w:cs="Courier New" w:hint="default"/>
+      </w:rPr>
+    </w:lvl>
+    <w:lvl w:ilvl="5" w:tplc="40090005" w:tentative="1">
+      <w:start w:val="1"/>
+      <w:numFmt w:val="bullet"/>
+      <w:lvlText w:val=""/>
+      <w:lvlJc w:val="left"/>
+      <w:pPr>
+        <w:ind w:left="4320" w:hanging="360"/>
+      </w:pPr>
+      <w:rPr>
+        <w:rFonts w:ascii="Wingdings" w:hAnsi="Wingdings" w:hint="default"/>
+      </w:rPr>
+    </w:lvl>
+    <w:lvl w:ilvl="6" w:tplc="40090001" w:tentative="1">
+      <w:start w:val="1"/>
+      <w:numFmt w:val="bullet"/>
+      <w:lvlText w:val=""/>
+      <w:lvlJc w:val="left"/>
+      <w:pPr>
+        <w:ind w:left="5040" w:hanging="360"/>
+      </w:pPr>
+      <w:rPr>
+        <w:rFonts w:ascii="Symbol" w:hAnsi="Symbol" w:hint="default"/>
+      </w:rPr>
+    </w:lvl>
+    <w:lvl w:ilvl="7" w:tplc="40090003" w:tentative="1">
+      <w:start w:val="1"/>
+      <w:numFmt w:val="bullet"/>
+      <w:lvlText w:val="o"/>
+      <w:lvlJc w:val="left"/>
+      <w:pPr>
+        <w:ind w:left="5760" w:hanging="360"/>
+      </w:pPr>
+      <w:rPr>
+        <w:rFonts w:ascii="Courier New" w:hAnsi="Courier New" w:cs="Courier New" w:hint="default"/>
+      </w:rPr>
+    </w:lvl>
+    <w:lvl w:ilvl="8" w:tplc="40090005" w:tentative="1">
+      <w:start w:val="1"/>
+      <w:numFmt w:val="bullet"/>
+      <w:lvlText w:val=""/>
+      <w:lvlJc w:val="left"/>
+      <w:pPr>
+        <w:ind w:left="6480" w:hanging="360"/>
+      </w:pPr>
+      <w:rPr>
+        <w:rFonts w:ascii="Wingdings" w:hAnsi="Wingdings" w:hint="default"/>
+      </w:rPr>
+    </w:lvl>
+  </w:abstractNum>
+  <w:abstractNum w:abstractNumId="15" w15:restartNumberingAfterBreak="0">
     <w:nsid w:val="6E0F0FD2"/>
     <w:multiLevelType w:val="multilevel"/>
     <w:tmpl w:val="54EC32FC"/>
@@ -3081,7 +3350,7 @@
       </w:rPr>
     </w:lvl>
   </w:abstractNum>
-  <w:abstractNum w:abstractNumId="15" w15:restartNumberingAfterBreak="0">
+  <w:abstractNum w:abstractNumId="16" w15:restartNumberingAfterBreak="0">
     <w:nsid w:val="7BA37B8A"/>
     <w:multiLevelType w:val="multilevel"/>
     <w:tmpl w:val="78608F8A"/>
@@ -3230,7 +3499,7 @@
       </w:rPr>
     </w:lvl>
   </w:abstractNum>
-  <w:abstractNum w:abstractNumId="16" w15:restartNumberingAfterBreak="0">
+  <w:abstractNum w:abstractNumId="17" w15:restartNumberingAfterBreak="0">
     <w:nsid w:val="7EF12D81"/>
     <w:multiLevelType w:val="multilevel"/>
     <w:tmpl w:val="B3E4D6E2"/>
@@ -3389,7 +3658,7 @@
     <w:abstractNumId w:val="6"/>
   </w:num>
   <w:num w:numId="4" w16cid:durableId="437799459">
-    <w:abstractNumId w:val="16"/>
+    <w:abstractNumId w:val="17"/>
   </w:num>
   <w:num w:numId="5" w16cid:durableId="1926181834">
     <w:abstractNumId w:val="13"/>
@@ -3404,13 +3673,13 @@
     <w:abstractNumId w:val="3"/>
   </w:num>
   <w:num w:numId="9" w16cid:durableId="925458513">
-    <w:abstractNumId w:val="14"/>
+    <w:abstractNumId w:val="15"/>
   </w:num>
   <w:num w:numId="10" w16cid:durableId="2070028556">
     <w:abstractNumId w:val="7"/>
   </w:num>
   <w:num w:numId="11" w16cid:durableId="387454670">
-    <w:abstractNumId w:val="15"/>
+    <w:abstractNumId w:val="16"/>
   </w:num>
   <w:num w:numId="12" w16cid:durableId="355355407">
     <w:abstractNumId w:val="0"/>
@@ -3429,6 +3698,9 @@
   </w:num>
   <w:num w:numId="17" w16cid:durableId="759716517">
     <w:abstractNumId w:val="4"/>
+  </w:num>
+  <w:num w:numId="18" w16cid:durableId="820539478">
+    <w:abstractNumId w:val="14"/>
   </w:num>
 </w:numbering>
 </file>
